--- a/wp-content/uploads/2015/03/Resume.docx
+++ b/wp-content/uploads/2015/03/Resume.docx
@@ -19,7 +19,7 @@
           <w:sz w:val="24"/>
           <w:szCs w:val="24"/>
         </w:rPr>
-        <w:t>3 15 25 3</w:t>
+        <w:t>Steve</w:t>
       </w:r>
       <w:r>
         <w:rPr>
